--- a/PROJECT REPORT.AI.docx
+++ b/PROJECT REPORT.AI.docx
@@ -48,7 +48,7 @@
     <w:p>
       <w:r>
         <w:pict w14:anchorId="1A14AFBF">
-          <v:rect id="_x0000_i1073" style="width:0;height:1.5pt" o:hralign="center" o:hrstd="t" o:hr="t" fillcolor="#a0a0a0" stroked="f"/>
+          <v:rect id="_x0000_i1025" style="width:0;height:1.5pt" o:hralign="center" o:hrstd="t" o:hr="t" fillcolor="#a0a0a0" stroked="f"/>
         </w:pict>
       </w:r>
     </w:p>
@@ -83,7 +83,7 @@
     <w:p>
       <w:r>
         <w:pict w14:anchorId="26A6E3C4">
-          <v:rect id="_x0000_i1074" style="width:0;height:1.5pt" o:hralign="center" o:hrstd="t" o:hr="t" fillcolor="#a0a0a0" stroked="f"/>
+          <v:rect id="_x0000_i1026" style="width:0;height:1.5pt" o:hralign="center" o:hrstd="t" o:hr="t" fillcolor="#a0a0a0" stroked="f"/>
         </w:pict>
       </w:r>
     </w:p>
@@ -138,7 +138,7 @@
     <w:p>
       <w:r>
         <w:pict w14:anchorId="6B7CA493">
-          <v:rect id="_x0000_i1075" style="width:0;height:1.5pt" o:hralign="center" o:hrstd="t" o:hr="t" fillcolor="#a0a0a0" stroked="f"/>
+          <v:rect id="_x0000_i1027" style="width:0;height:1.5pt" o:hralign="center" o:hrstd="t" o:hr="t" fillcolor="#a0a0a0" stroked="f"/>
         </w:pict>
       </w:r>
     </w:p>
@@ -201,7 +201,7 @@
     <w:p>
       <w:r>
         <w:pict w14:anchorId="27C29B75">
-          <v:rect id="_x0000_i1076" style="width:0;height:1.5pt" o:hralign="center" o:hrstd="t" o:hr="t" fillcolor="#a0a0a0" stroked="f"/>
+          <v:rect id="_x0000_i1028" style="width:0;height:1.5pt" o:hralign="center" o:hrstd="t" o:hr="t" fillcolor="#a0a0a0" stroked="f"/>
         </w:pict>
       </w:r>
     </w:p>
@@ -264,7 +264,7 @@
     <w:p>
       <w:r>
         <w:pict w14:anchorId="6FD29B50">
-          <v:rect id="_x0000_i1077" style="width:0;height:1.5pt" o:hralign="center" o:hrstd="t" o:hr="t" fillcolor="#a0a0a0" stroked="f"/>
+          <v:rect id="_x0000_i1029" style="width:0;height:1.5pt" o:hralign="center" o:hrstd="t" o:hr="t" fillcolor="#a0a0a0" stroked="f"/>
         </w:pict>
       </w:r>
     </w:p>
@@ -316,7 +316,7 @@
     <w:p>
       <w:r>
         <w:pict w14:anchorId="7D9D34A9">
-          <v:rect id="_x0000_i1078" style="width:0;height:1.5pt" o:hralign="center" o:hrstd="t" o:hr="t" fillcolor="#a0a0a0" stroked="f"/>
+          <v:rect id="_x0000_i1030" style="width:0;height:1.5pt" o:hralign="center" o:hrstd="t" o:hr="t" fillcolor="#a0a0a0" stroked="f"/>
         </w:pict>
       </w:r>
     </w:p>
@@ -372,7 +372,7 @@
     <w:p>
       <w:r>
         <w:pict w14:anchorId="12FA271E">
-          <v:rect id="_x0000_i1079" style="width:0;height:1.5pt" o:hralign="center" o:hrstd="t" o:hr="t" fillcolor="#a0a0a0" stroked="f"/>
+          <v:rect id="_x0000_i1031" style="width:0;height:1.5pt" o:hralign="center" o:hrstd="t" o:hr="t" fillcolor="#a0a0a0" stroked="f"/>
         </w:pict>
       </w:r>
     </w:p>
@@ -399,7 +399,7 @@
     <w:p>
       <w:r>
         <w:pict w14:anchorId="21BB56C8">
-          <v:rect id="_x0000_i1080" style="width:0;height:1.5pt" o:hralign="center" o:hrstd="t" o:hr="t" fillcolor="#a0a0a0" stroked="f"/>
+          <v:rect id="_x0000_i1032" style="width:0;height:1.5pt" o:hralign="center" o:hrstd="t" o:hr="t" fillcolor="#a0a0a0" stroked="f"/>
         </w:pict>
       </w:r>
     </w:p>
@@ -441,6 +441,205 @@
       </w:r>
     </w:p>
     <w:p/>
+    <w:p>
+      <w:pPr>
+        <w:pStyle w:val="Title"/>
+      </w:pPr>
+      <w:r>
+        <w:t>OUTPUT:</w:t>
+      </w:r>
+    </w:p>
+    <w:p>
+      <w:r>
+        <w:rPr>
+          <w:noProof/>
+        </w:rPr>
+        <w:lastRenderedPageBreak/>
+        <w:drawing>
+          <wp:inline distT="0" distB="0" distL="0" distR="0" wp14:anchorId="32675BFF" wp14:editId="140CF852">
+            <wp:extent cx="5731510" cy="4827905"/>
+            <wp:effectExtent l="0" t="0" r="2540" b="0"/>
+            <wp:docPr id="527241635" name="Picture 6"/>
+            <wp:cNvGraphicFramePr>
+              <a:graphicFrameLocks xmlns:a="http://schemas.openxmlformats.org/drawingml/2006/main" noChangeAspect="1"/>
+            </wp:cNvGraphicFramePr>
+            <a:graphic xmlns:a="http://schemas.openxmlformats.org/drawingml/2006/main">
+              <a:graphicData uri="http://schemas.openxmlformats.org/drawingml/2006/picture">
+                <pic:pic xmlns:pic="http://schemas.openxmlformats.org/drawingml/2006/picture">
+                  <pic:nvPicPr>
+                    <pic:cNvPr id="527241635" name="Picture 527241635"/>
+                    <pic:cNvPicPr/>
+                  </pic:nvPicPr>
+                  <pic:blipFill>
+                    <a:blip r:embed="rId5">
+                      <a:extLst>
+                        <a:ext uri="{28A0092B-C50C-407E-A947-70E740481C1C}">
+                          <a14:useLocalDpi xmlns:a14="http://schemas.microsoft.com/office/drawing/2010/main" val="0"/>
+                        </a:ext>
+                      </a:extLst>
+                    </a:blip>
+                    <a:stretch>
+                      <a:fillRect/>
+                    </a:stretch>
+                  </pic:blipFill>
+                  <pic:spPr>
+                    <a:xfrm>
+                      <a:off x="0" y="0"/>
+                      <a:ext cx="5731510" cy="4827905"/>
+                    </a:xfrm>
+                    <a:prstGeom prst="rect">
+                      <a:avLst/>
+                    </a:prstGeom>
+                  </pic:spPr>
+                </pic:pic>
+              </a:graphicData>
+            </a:graphic>
+          </wp:inline>
+        </w:drawing>
+      </w:r>
+    </w:p>
+    <w:p>
+      <w:r>
+        <w:rPr>
+          <w:noProof/>
+        </w:rPr>
+        <w:lastRenderedPageBreak/>
+        <w:drawing>
+          <wp:inline distT="0" distB="0" distL="0" distR="0" wp14:anchorId="44477C2A" wp14:editId="1B8B1C4A">
+            <wp:extent cx="5731510" cy="4822190"/>
+            <wp:effectExtent l="0" t="0" r="2540" b="0"/>
+            <wp:docPr id="649669531" name="Picture 2"/>
+            <wp:cNvGraphicFramePr>
+              <a:graphicFrameLocks xmlns:a="http://schemas.openxmlformats.org/drawingml/2006/main" noChangeAspect="1"/>
+            </wp:cNvGraphicFramePr>
+            <a:graphic xmlns:a="http://schemas.openxmlformats.org/drawingml/2006/main">
+              <a:graphicData uri="http://schemas.openxmlformats.org/drawingml/2006/picture">
+                <pic:pic xmlns:pic="http://schemas.openxmlformats.org/drawingml/2006/picture">
+                  <pic:nvPicPr>
+                    <pic:cNvPr id="649669531" name="Picture 649669531"/>
+                    <pic:cNvPicPr/>
+                  </pic:nvPicPr>
+                  <pic:blipFill>
+                    <a:blip r:embed="rId6">
+                      <a:extLst>
+                        <a:ext uri="{28A0092B-C50C-407E-A947-70E740481C1C}">
+                          <a14:useLocalDpi xmlns:a14="http://schemas.microsoft.com/office/drawing/2010/main" val="0"/>
+                        </a:ext>
+                      </a:extLst>
+                    </a:blip>
+                    <a:stretch>
+                      <a:fillRect/>
+                    </a:stretch>
+                  </pic:blipFill>
+                  <pic:spPr>
+                    <a:xfrm>
+                      <a:off x="0" y="0"/>
+                      <a:ext cx="5731510" cy="4822190"/>
+                    </a:xfrm>
+                    <a:prstGeom prst="rect">
+                      <a:avLst/>
+                    </a:prstGeom>
+                  </pic:spPr>
+                </pic:pic>
+              </a:graphicData>
+            </a:graphic>
+          </wp:inline>
+        </w:drawing>
+      </w:r>
+      <w:r>
+        <w:rPr>
+          <w:noProof/>
+        </w:rPr>
+        <w:drawing>
+          <wp:inline distT="0" distB="0" distL="0" distR="0" wp14:anchorId="56A1E93A" wp14:editId="34E1BF1A">
+            <wp:extent cx="5731510" cy="2697480"/>
+            <wp:effectExtent l="0" t="0" r="2540" b="7620"/>
+            <wp:docPr id="836436726" name="Picture 3"/>
+            <wp:cNvGraphicFramePr>
+              <a:graphicFrameLocks xmlns:a="http://schemas.openxmlformats.org/drawingml/2006/main" noChangeAspect="1"/>
+            </wp:cNvGraphicFramePr>
+            <a:graphic xmlns:a="http://schemas.openxmlformats.org/drawingml/2006/main">
+              <a:graphicData uri="http://schemas.openxmlformats.org/drawingml/2006/picture">
+                <pic:pic xmlns:pic="http://schemas.openxmlformats.org/drawingml/2006/picture">
+                  <pic:nvPicPr>
+                    <pic:cNvPr id="836436726" name="Picture 836436726"/>
+                    <pic:cNvPicPr/>
+                  </pic:nvPicPr>
+                  <pic:blipFill>
+                    <a:blip r:embed="rId7">
+                      <a:extLst>
+                        <a:ext uri="{28A0092B-C50C-407E-A947-70E740481C1C}">
+                          <a14:useLocalDpi xmlns:a14="http://schemas.microsoft.com/office/drawing/2010/main" val="0"/>
+                        </a:ext>
+                      </a:extLst>
+                    </a:blip>
+                    <a:stretch>
+                      <a:fillRect/>
+                    </a:stretch>
+                  </pic:blipFill>
+                  <pic:spPr>
+                    <a:xfrm>
+                      <a:off x="0" y="0"/>
+                      <a:ext cx="5731510" cy="2697480"/>
+                    </a:xfrm>
+                    <a:prstGeom prst="rect">
+                      <a:avLst/>
+                    </a:prstGeom>
+                  </pic:spPr>
+                </pic:pic>
+              </a:graphicData>
+            </a:graphic>
+          </wp:inline>
+        </w:drawing>
+      </w:r>
+      <w:r>
+        <w:rPr>
+          <w:noProof/>
+        </w:rPr>
+        <w:lastRenderedPageBreak/>
+        <w:drawing>
+          <wp:inline distT="0" distB="0" distL="0" distR="0" wp14:anchorId="2EF09135" wp14:editId="761BBCB1">
+            <wp:extent cx="5731510" cy="5560695"/>
+            <wp:effectExtent l="0" t="0" r="2540" b="1905"/>
+            <wp:docPr id="1964610672" name="Picture 5"/>
+            <wp:cNvGraphicFramePr>
+              <a:graphicFrameLocks xmlns:a="http://schemas.openxmlformats.org/drawingml/2006/main" noChangeAspect="1"/>
+            </wp:cNvGraphicFramePr>
+            <a:graphic xmlns:a="http://schemas.openxmlformats.org/drawingml/2006/main">
+              <a:graphicData uri="http://schemas.openxmlformats.org/drawingml/2006/picture">
+                <pic:pic xmlns:pic="http://schemas.openxmlformats.org/drawingml/2006/picture">
+                  <pic:nvPicPr>
+                    <pic:cNvPr id="1964610672" name="Picture 1964610672"/>
+                    <pic:cNvPicPr/>
+                  </pic:nvPicPr>
+                  <pic:blipFill>
+                    <a:blip r:embed="rId8">
+                      <a:extLst>
+                        <a:ext uri="{28A0092B-C50C-407E-A947-70E740481C1C}">
+                          <a14:useLocalDpi xmlns:a14="http://schemas.microsoft.com/office/drawing/2010/main" val="0"/>
+                        </a:ext>
+                      </a:extLst>
+                    </a:blip>
+                    <a:stretch>
+                      <a:fillRect/>
+                    </a:stretch>
+                  </pic:blipFill>
+                  <pic:spPr>
+                    <a:xfrm>
+                      <a:off x="0" y="0"/>
+                      <a:ext cx="5731510" cy="5560695"/>
+                    </a:xfrm>
+                    <a:prstGeom prst="rect">
+                      <a:avLst/>
+                    </a:prstGeom>
+                  </pic:spPr>
+                </pic:pic>
+              </a:graphicData>
+            </a:graphic>
+          </wp:inline>
+        </w:drawing>
+      </w:r>
+    </w:p>
     <w:sectPr>
       <w:pgSz w:w="11906" w:h="16838"/>
       <w:pgMar w:top="1440" w:right="1440" w:bottom="1440" w:left="1440" w:header="708" w:footer="708" w:gutter="0"/>
@@ -1971,6 +2170,7 @@
   <w:style w:type="character" w:default="1" w:styleId="DefaultParagraphFont">
     <w:name w:val="Default Paragraph Font"/>
     <w:uiPriority w:val="1"/>
+    <w:semiHidden/>
     <w:unhideWhenUsed/>
   </w:style>
   <w:style w:type="table" w:default="1" w:styleId="TableNormal">
